--- a/CÔNG TY TNHH CHÚNG KIỆT/ChungKiet_ThaydoiDiaChi/Mẫu số 12_DeNghiThayDoi.docx
+++ b/CÔNG TY TNHH CHÚNG KIỆT/ChungKiet_ThaydoiDiaChi/Mẫu số 12_DeNghiThayDoi.docx
@@ -2051,7 +2051,7 @@
           <w:sz w:val="28"/>
           <w:szCs w:val="28"/>
         </w:rPr>
-        <w:t>Số 31 E2A, Đường số 1, Khu biệt thự Phú Thịnh Tiamo, khu phố 6</w:t>
+        <w:t>Số 2/21A, Tổ 7, Đường Thuận Giao 17, Khu Phố Hòa Lân 2</w:t>
       </w:r>
     </w:p>
     <w:p>
@@ -2078,7 +2078,7 @@
           <w:sz w:val="28"/>
           <w:szCs w:val="28"/>
         </w:rPr>
-        <w:t>Phường Thủ Dầu Một</w:t>
+        <w:t>Phường Thuận Giao</w:t>
       </w:r>
     </w:p>
     <w:p>
@@ -2379,8 +2379,10 @@
           <w:sz w:val="28"/>
           <w:szCs w:val="28"/>
         </w:rPr>
-        <w:t>hongsung_vn@126.com</w:t>
-      </w:r>
+        <w:t xml:space="preserve"> </w:t>
+      </w:r>
+      <w:bookmarkStart w:id="6" w:name="_GoBack"/>
+      <w:bookmarkEnd w:id="6"/>
       <w:r>
         <w:rPr>
           <w:rFonts w:ascii="Times New Roman" w:eastAsia="Calibri" w:hAnsi="Times New Roman" w:cs="Times New Roman"/>
@@ -3159,8 +3161,8 @@
           <w:lang w:eastAsia="x-none"/>
         </w:rPr>
       </w:pPr>
-      <w:bookmarkStart w:id="6" w:name="_Hlk177941885"/>
-      <w:bookmarkStart w:id="7" w:name="_Hlk177941696"/>
+      <w:bookmarkStart w:id="7" w:name="_Hlk177941885"/>
+      <w:bookmarkStart w:id="8" w:name="_Hlk177941696"/>
     </w:p>
     <w:p>
       <w:pPr>
@@ -3361,7 +3363,7 @@
         </w:rPr>
         <w:t xml:space="preserve">THAY ĐỔI </w:t>
       </w:r>
-      <w:bookmarkEnd w:id="6"/>
+      <w:bookmarkEnd w:id="7"/>
       <w:r>
         <w:rPr>
           <w:rFonts w:ascii="Times New Roman" w:eastAsia="Calibri" w:hAnsi="Times New Roman" w:cs="Times New Roman"/>
@@ -3370,7 +3372,7 @@
         </w:rPr>
         <w:t>NGÀNH, NGHỀ KINH DOANH</w:t>
       </w:r>
-      <w:bookmarkEnd w:id="7"/>
+      <w:bookmarkEnd w:id="8"/>
       <w:r>
         <w:rPr>
           <w:rFonts w:ascii="Times New Roman" w:eastAsia="Calibri" w:hAnsi="Times New Roman" w:cs="Times New Roman"/>
@@ -4947,8 +4949,6 @@
         </w:rPr>
         <w:t>Không có</w:t>
       </w:r>
-      <w:bookmarkStart w:id="8" w:name="_GoBack"/>
-      <w:bookmarkEnd w:id="8"/>
     </w:p>
     <w:p>
       <w:pPr>

--- a/CÔNG TY TNHH CHÚNG KIỆT/ChungKiet_ThaydoiDiaChi/Mẫu số 12_DeNghiThayDoi.docx
+++ b/CÔNG TY TNHH CHÚNG KIỆT/ChungKiet_ThaydoiDiaChi/Mẫu số 12_DeNghiThayDoi.docx
@@ -1,6 +1,6 @@
 
 <file path=word/document.xml><?xml version="1.0" encoding="utf-8"?>
-<w:document xmlns:wpc="http://schemas.microsoft.com/office/word/2010/wordprocessingCanvas" xmlns:cx="http://schemas.microsoft.com/office/drawing/2014/chartex" xmlns:cx1="http://schemas.microsoft.com/office/drawing/2015/9/8/chartex" xmlns:mc="http://schemas.openxmlformats.org/markup-compatibility/2006" xmlns:o="urn:schemas-microsoft-com:office:office" xmlns:r="http://schemas.openxmlformats.org/officeDocument/2006/relationships" xmlns:m="http://schemas.openxmlformats.org/officeDocument/2006/math" xmlns:v="urn:schemas-microsoft-com:vml" xmlns:wp14="http://schemas.microsoft.com/office/word/2010/wordprocessingDrawing" xmlns:wp="http://schemas.openxmlformats.org/drawingml/2006/wordprocessingDrawing" xmlns:w10="urn:schemas-microsoft-com:office:word" xmlns:w="http://schemas.openxmlformats.org/wordprocessingml/2006/main" xmlns:w14="http://schemas.microsoft.com/office/word/2010/wordml" xmlns:w15="http://schemas.microsoft.com/office/word/2012/wordml" xmlns:w16se="http://schemas.microsoft.com/office/word/2015/wordml/symex" xmlns:wpg="http://schemas.microsoft.com/office/word/2010/wordprocessingGroup" xmlns:wpi="http://schemas.microsoft.com/office/word/2010/wordprocessingInk" xmlns:wne="http://schemas.microsoft.com/office/word/2006/wordml" xmlns:wps="http://schemas.microsoft.com/office/word/2010/wordprocessingShape" mc:Ignorable="w14 w15 w16se wp14">
+<w:document xmlns:wpc="http://schemas.microsoft.com/office/word/2010/wordprocessingCanvas" xmlns:cx="http://schemas.microsoft.com/office/drawing/2014/chartex" xmlns:mc="http://schemas.openxmlformats.org/markup-compatibility/2006" xmlns:o="urn:schemas-microsoft-com:office:office" xmlns:r="http://schemas.openxmlformats.org/officeDocument/2006/relationships" xmlns:m="http://schemas.openxmlformats.org/officeDocument/2006/math" xmlns:v="urn:schemas-microsoft-com:vml" xmlns:wp14="http://schemas.microsoft.com/office/word/2010/wordprocessingDrawing" xmlns:wp="http://schemas.openxmlformats.org/drawingml/2006/wordprocessingDrawing" xmlns:w10="urn:schemas-microsoft-com:office:word" xmlns:w="http://schemas.openxmlformats.org/wordprocessingml/2006/main" xmlns:w14="http://schemas.microsoft.com/office/word/2010/wordml" xmlns:w15="http://schemas.microsoft.com/office/word/2012/wordml" xmlns:w16se="http://schemas.microsoft.com/office/word/2015/wordml/symex" xmlns:wpg="http://schemas.microsoft.com/office/word/2010/wordprocessingGroup" xmlns:wpi="http://schemas.microsoft.com/office/word/2010/wordprocessingInk" xmlns:wne="http://schemas.microsoft.com/office/word/2006/wordml" xmlns:wps="http://schemas.microsoft.com/office/word/2010/wordprocessingShape" mc:Ignorable="w14 w15 w16se wp14">
   <w:body>
     <w:p>
       <w:pPr>
@@ -175,7 +175,7 @@
                     </wp:anchor>
                   </w:drawing>
                 </mc:Choice>
-                <mc:Fallback>
+                <mc:Fallback xmlns:cx1="http://schemas.microsoft.com/office/drawing/2015/9/8/chartex">
                   <w:pict>
                     <v:line w14:anchorId="1D12A4BF" id="Line 159" o:spid="_x0000_s1026" style="position:absolute;z-index:251682816;visibility:visible;mso-wrap-style:square;mso-width-percent:0;mso-height-percent:0;mso-wrap-distance-left:9pt;mso-wrap-distance-top:-3e-5mm;mso-wrap-distance-right:9pt;mso-wrap-distance-bottom:-3e-5mm;mso-position-horizontal:center;mso-position-horizontal-relative:margin;mso-position-vertical:absolute;mso-position-vertical-relative:text;mso-width-percent:0;mso-height-percent:0;mso-width-relative:page;mso-height-relative:page" from="0,15.5pt" to="158.75pt,15.5pt" o:gfxdata="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">
                       <w10:wrap anchorx="margin"/>
@@ -411,7 +411,7 @@
               </wp:anchor>
             </w:drawing>
           </mc:Choice>
-          <mc:Fallback>
+          <mc:Fallback xmlns:cx1="http://schemas.microsoft.com/office/drawing/2015/9/8/chartex">
             <w:pict>
               <v:line w14:anchorId="70E5418D" id="Straight Connector 1" o:spid="_x0000_s1026" style="position:absolute;z-index:251683840;visibility:visible;mso-wrap-style:square;mso-width-percent:0;mso-wrap-distance-left:9pt;mso-wrap-distance-top:0;mso-wrap-distance-right:9pt;mso-wrap-distance-bottom:0;mso-position-horizontal:center;mso-position-horizontal-relative:margin;mso-position-vertical:absolute;mso-position-vertical-relative:text;mso-width-percent:0;mso-width-relative:margin" from="0,66.95pt" to="111.65pt,66.95pt" o:gfxdata="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" strokecolor="windowText" strokeweight=".5pt">
                 <v:stroke joinstyle="miter"/>
@@ -1300,7 +1300,7 @@
               </wp:anchor>
             </w:drawing>
           </mc:Choice>
-          <mc:Fallback>
+          <mc:Fallback xmlns:cx1="http://schemas.microsoft.com/office/drawing/2015/9/8/chartex">
             <w:pict>
               <v:rect w14:anchorId="150B91A8" id="Rectangle 800" o:spid="_x0000_s1026" style="position:absolute;margin-left:398.8pt;margin-top:62.75pt;width:20.15pt;height:15.95pt;z-index:251665408;visibility:visible;mso-wrap-style:none;mso-width-percent:0;mso-height-percent:0;mso-wrap-distance-left:9pt;mso-wrap-distance-top:0;mso-wrap-distance-right:9pt;mso-wrap-distance-bottom:0;mso-position-horizontal:absolute;mso-position-horizontal-relative:text;mso-position-vertical:absolute;mso-position-vertical-relative:text;mso-width-percent:0;mso-height-percent:0;mso-width-relative:page;mso-height-relative:page;v-text-anchor:middle" o:gfxdata="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" strokeweight=".26mm">
                 <v:stroke endcap="square"/>
@@ -1375,7 +1375,7 @@
               </wp:anchor>
             </w:drawing>
           </mc:Choice>
-          <mc:Fallback>
+          <mc:Fallback xmlns:cx1="http://schemas.microsoft.com/office/drawing/2015/9/8/chartex">
             <w:pict>
               <v:rect w14:anchorId="3C0D0F71" id="Rectangle 826" o:spid="_x0000_s1026" style="position:absolute;margin-left:398.8pt;margin-top:86.4pt;width:20.15pt;height:15.95pt;z-index:251666432;visibility:visible;mso-wrap-style:none;mso-width-percent:0;mso-height-percent:0;mso-wrap-distance-left:9pt;mso-wrap-distance-top:0;mso-wrap-distance-right:9pt;mso-wrap-distance-bottom:0;mso-position-horizontal:absolute;mso-position-horizontal-relative:text;mso-position-vertical:absolute;mso-position-vertical-relative:text;mso-width-percent:0;mso-height-percent:0;mso-width-relative:page;mso-height-relative:page;v-text-anchor:middle" o:gfxdata="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" strokeweight=".26mm">
                 <v:stroke endcap="square"/>
@@ -1848,7 +1848,7 @@
               </wp:anchor>
             </w:drawing>
           </mc:Choice>
-          <mc:Fallback>
+          <mc:Fallback xmlns:cx1="http://schemas.microsoft.com/office/drawing/2015/9/8/chartex">
             <w:pict>
               <v:group w14:anchorId="436920A7" id="Group 1" o:spid="_x0000_s1026" style="position:absolute;left:0;text-align:left;margin-left:68.7pt;margin-top:47.7pt;width:128.25pt;height:26.25pt;z-index:251676672;mso-width-relative:margin;mso-height-relative:margin" coordsize="14332,1771" o:gfxdata="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">
                 <v:shapetype id="_x0000_t202" coordsize="21600,21600" o:spt="202" path="m,l,21600r21600,l21600,xe">
@@ -1963,1395 +1963,28 @@
     </w:p>
     <w:p>
       <w:pPr>
-        <w:tabs>
-          <w:tab w:val="left" w:leader="dot" w:pos="9360"/>
-        </w:tabs>
-        <w:spacing w:before="120" w:after="0" w:line="240" w:lineRule="auto"/>
-        <w:jc w:val="center"/>
-        <w:rPr>
-          <w:rFonts w:ascii="Times New Roman" w:eastAsia="Calibri" w:hAnsi="Times New Roman" w:cs="Times New Roman"/>
-          <w:sz w:val="28"/>
-          <w:szCs w:val="28"/>
-        </w:rPr>
-      </w:pPr>
-      <w:r>
-        <w:rPr>
-          <w:rFonts w:ascii="Times New Roman" w:eastAsia="Times New Roman" w:hAnsi="Times New Roman" w:cs="Times New Roman"/>
-          <w:sz w:val="28"/>
-          <w:szCs w:val="28"/>
-        </w:rPr>
-        <w:lastRenderedPageBreak/>
-        <w:t>ĐĂNG KÝ THAY ĐỔI ĐỊA CHỈ TRỤ SỞ CHÍNH</w:t>
-      </w:r>
-      <w:r>
-        <w:rPr>
-          <w:rFonts w:ascii="Times New Roman" w:eastAsia="Calibri" w:hAnsi="Times New Roman" w:cs="Times New Roman"/>
-          <w:sz w:val="28"/>
-          <w:szCs w:val="28"/>
-        </w:rPr>
-        <w:t xml:space="preserve"> </w:t>
-      </w:r>
-    </w:p>
-    <w:p>
-      <w:pPr>
-        <w:tabs>
-          <w:tab w:val="left" w:leader="dot" w:pos="9360"/>
-        </w:tabs>
-        <w:spacing w:before="120" w:after="120" w:line="240" w:lineRule="auto"/>
-        <w:ind w:firstLine="720"/>
-        <w:jc w:val="both"/>
-        <w:rPr>
-          <w:rFonts w:ascii="Times New Roman" w:eastAsia="Calibri" w:hAnsi="Times New Roman" w:cs="Times New Roman"/>
-          <w:bCs/>
-          <w:sz w:val="28"/>
-          <w:szCs w:val="28"/>
-        </w:rPr>
-      </w:pPr>
-      <w:bookmarkStart w:id="5" w:name="_Hlk178553824"/>
-      <w:r>
-        <w:rPr>
-          <w:rFonts w:ascii="Times New Roman" w:eastAsia="Calibri" w:hAnsi="Times New Roman" w:cs="Times New Roman"/>
-          <w:bCs/>
-          <w:sz w:val="28"/>
-          <w:szCs w:val="28"/>
-        </w:rPr>
-        <w:t>Địa chỉ trụ sở chính sau khi thay đổi:</w:t>
-      </w:r>
-    </w:p>
-    <w:p>
-      <w:pPr>
-        <w:spacing w:after="120"/>
-        <w:ind w:firstLine="709"/>
-        <w:rPr>
-          <w:rFonts w:ascii="Times New Roman" w:eastAsia="Calibri" w:hAnsi="Times New Roman" w:cs="Times New Roman"/>
-          <w:sz w:val="28"/>
-          <w:szCs w:val="28"/>
-        </w:rPr>
-      </w:pPr>
-      <w:r>
-        <w:rPr>
-          <w:rFonts w:ascii="Times New Roman" w:eastAsia="Calibri" w:hAnsi="Times New Roman" w:cs="Times New Roman"/>
-          <w:spacing w:val="-8"/>
-          <w:sz w:val="28"/>
-          <w:szCs w:val="28"/>
-        </w:rPr>
-        <w:t>Số nhà/phòng, ngách/hẻm, ngõ/kiệt, đường/phố/đại lộ, tổ/xóm/ấp/thôn</w:t>
-      </w:r>
-      <w:r>
-        <w:rPr>
-          <w:rFonts w:ascii="Times New Roman" w:eastAsia="Calibri" w:hAnsi="Times New Roman" w:cs="Times New Roman"/>
-          <w:sz w:val="28"/>
-          <w:szCs w:val="28"/>
-        </w:rPr>
-        <w:t xml:space="preserve">: </w:t>
-      </w:r>
-      <w:r>
-        <w:rPr>
-          <w:rFonts w:ascii="Times New Roman" w:eastAsia="Times New Roman" w:hAnsi="Times New Roman" w:cs="Times New Roman"/>
-          <w:sz w:val="28"/>
-          <w:szCs w:val="28"/>
-        </w:rPr>
-        <w:t>Số 2/21A, Tổ 7, Đường Thuận Giao 17, Khu Phố Hòa Lân 2</w:t>
-      </w:r>
-    </w:p>
-    <w:p>
-      <w:pPr>
-        <w:spacing w:after="120"/>
-        <w:ind w:firstLine="709"/>
-        <w:rPr>
-          <w:rFonts w:ascii="Times New Roman" w:eastAsia="Calibri" w:hAnsi="Times New Roman" w:cs="Times New Roman"/>
-          <w:sz w:val="28"/>
-          <w:szCs w:val="28"/>
-        </w:rPr>
-      </w:pPr>
-      <w:r>
-        <w:rPr>
-          <w:rFonts w:ascii="Times New Roman" w:eastAsia="Calibri" w:hAnsi="Times New Roman" w:cs="Times New Roman"/>
-          <w:sz w:val="28"/>
-          <w:szCs w:val="28"/>
-        </w:rPr>
-        <w:t xml:space="preserve">Xã/Phường/Đặc khu: </w:t>
-      </w:r>
-      <w:r>
-        <w:rPr>
-          <w:rFonts w:ascii="Times New Roman" w:eastAsia="Times New Roman" w:hAnsi="Times New Roman" w:cs="Times New Roman"/>
-          <w:sz w:val="28"/>
-          <w:szCs w:val="28"/>
-        </w:rPr>
-        <w:t>Phường Thuận Giao</w:t>
-      </w:r>
-    </w:p>
-    <w:p>
-      <w:pPr>
-        <w:spacing w:after="120"/>
-        <w:ind w:firstLine="709"/>
-        <w:rPr>
-          <w:rFonts w:ascii="Times New Roman" w:eastAsia="Calibri" w:hAnsi="Times New Roman" w:cs="Times New Roman"/>
-          <w:sz w:val="28"/>
-          <w:szCs w:val="28"/>
-        </w:rPr>
-      </w:pPr>
-      <w:r>
-        <w:rPr>
-          <w:rFonts w:ascii="Times New Roman" w:eastAsia="Calibri" w:hAnsi="Times New Roman" w:cs="Times New Roman"/>
-          <w:sz w:val="28"/>
-          <w:szCs w:val="28"/>
-        </w:rPr>
-        <w:t xml:space="preserve">Tỉnh/Thành phố trực thuộc trung ương: </w:t>
-      </w:r>
-      <w:r>
-        <w:rPr>
-          <w:rFonts w:ascii="Times New Roman" w:eastAsia="Times New Roman" w:hAnsi="Times New Roman" w:cs="Times New Roman"/>
-          <w:sz w:val="28"/>
-          <w:szCs w:val="28"/>
-        </w:rPr>
-        <w:t>Thành phố Hồ Chí Minh</w:t>
-      </w:r>
-      <w:r>
-        <w:rPr>
-          <w:rFonts w:ascii="Times New Roman" w:eastAsia="Calibri" w:hAnsi="Times New Roman" w:cs="Times New Roman"/>
-          <w:sz w:val="28"/>
-          <w:szCs w:val="28"/>
-        </w:rPr>
-        <w:t xml:space="preserve"> </w:t>
-      </w:r>
-    </w:p>
-    <w:p>
-      <w:pPr>
-        <w:spacing w:after="120"/>
-        <w:ind w:firstLine="709"/>
-        <w:rPr>
-          <w:rFonts w:ascii="Times New Roman" w:eastAsia="Calibri" w:hAnsi="Times New Roman" w:cs="Times New Roman"/>
-          <w:sz w:val="28"/>
-          <w:szCs w:val="28"/>
-        </w:rPr>
-      </w:pPr>
-      <w:r>
-        <w:rPr>
-          <w:rFonts w:ascii="Times New Roman" w:eastAsia="Calibri" w:hAnsi="Times New Roman" w:cs="Times New Roman"/>
-          <w:sz w:val="28"/>
-          <w:szCs w:val="28"/>
-        </w:rPr>
-        <w:t xml:space="preserve">Điện thoại: </w:t>
-      </w:r>
-      <w:r>
-        <w:rPr>
-          <w:rFonts w:ascii="Times New Roman" w:eastAsia="Times New Roman" w:hAnsi="Times New Roman" w:cs="Times New Roman"/>
-          <w:sz w:val="28"/>
-          <w:szCs w:val="28"/>
-        </w:rPr>
-        <w:t>0388557576</w:t>
-      </w:r>
-      <w:r>
-        <w:rPr>
-          <w:rFonts w:ascii="Times New Roman" w:eastAsia="Calibri" w:hAnsi="Times New Roman" w:cs="Times New Roman"/>
-          <w:sz w:val="28"/>
-          <w:szCs w:val="28"/>
-        </w:rPr>
-        <w:tab/>
-        <w:t>Số fax</w:t>
-      </w:r>
-      <w:r>
-        <w:rPr>
-          <w:rFonts w:ascii="Times New Roman" w:eastAsia="Times New Roman" w:hAnsi="Times New Roman" w:cs="Times New Roman"/>
-          <w:i/>
-          <w:sz w:val="28"/>
-          <w:szCs w:val="28"/>
-          <w:lang w:eastAsia="zh-CN"/>
-        </w:rPr>
-        <w:t xml:space="preserve"> </w:t>
-      </w:r>
-      <w:r>
-        <w:rPr>
-          <w:rFonts w:ascii="Times New Roman" w:eastAsia="Times New Roman" w:hAnsi="Times New Roman" w:cs="Times New Roman"/>
-          <w:sz w:val="28"/>
-          <w:szCs w:val="28"/>
-          <w:lang w:eastAsia="zh-CN"/>
-        </w:rPr>
-        <w:t>(</w:t>
-      </w:r>
-      <w:r>
-        <w:rPr>
-          <w:rFonts w:ascii="Times New Roman" w:eastAsia="Times New Roman" w:hAnsi="Times New Roman" w:cs="Times New Roman"/>
-          <w:i/>
-          <w:sz w:val="28"/>
-          <w:szCs w:val="28"/>
-          <w:lang w:eastAsia="zh-CN"/>
-        </w:rPr>
-        <w:t>nếu có</w:t>
-      </w:r>
-      <w:r>
-        <w:rPr>
-          <w:rFonts w:ascii="Times New Roman" w:eastAsia="Times New Roman" w:hAnsi="Times New Roman" w:cs="Times New Roman"/>
-          <w:sz w:val="28"/>
-          <w:szCs w:val="28"/>
-          <w:lang w:eastAsia="zh-CN"/>
-        </w:rPr>
-        <w:t>)</w:t>
-      </w:r>
-      <w:r>
-        <w:rPr>
-          <w:rFonts w:ascii="Times New Roman" w:eastAsia="Calibri" w:hAnsi="Times New Roman" w:cs="Times New Roman"/>
-          <w:sz w:val="28"/>
-          <w:szCs w:val="28"/>
-        </w:rPr>
-        <w:t xml:space="preserve">: </w:t>
-      </w:r>
-      <w:r>
-        <w:rPr>
-          <w:rFonts w:ascii="Times New Roman" w:eastAsia="Calibri" w:hAnsi="Times New Roman" w:cs="Times New Roman"/>
-          <w:sz w:val="28"/>
-          <w:szCs w:val="28"/>
-        </w:rPr>
-        <w:tab/>
-      </w:r>
-    </w:p>
-    <w:p>
-      <w:pPr>
-        <w:tabs>
-          <w:tab w:val="left" w:leader="dot" w:pos="5760"/>
-          <w:tab w:val="left" w:leader="dot" w:pos="9072"/>
-        </w:tabs>
-        <w:spacing w:before="120" w:after="120" w:line="240" w:lineRule="auto"/>
-        <w:ind w:firstLine="720"/>
-        <w:jc w:val="both"/>
-        <w:rPr>
-          <w:rFonts w:ascii="Times New Roman" w:eastAsia="Calibri" w:hAnsi="Times New Roman" w:cs="Times New Roman"/>
-          <w:sz w:val="28"/>
-          <w:szCs w:val="28"/>
-        </w:rPr>
-      </w:pPr>
-      <w:r>
-        <w:rPr>
-          <w:rFonts w:ascii="Times New Roman" w:eastAsia="Calibri" w:hAnsi="Times New Roman" w:cs="Times New Roman"/>
-          <w:noProof/>
-          <w:sz w:val="20"/>
-          <w:szCs w:val="20"/>
-        </w:rPr>
-        <mc:AlternateContent>
-          <mc:Choice Requires="wps">
-            <w:drawing>
-              <wp:anchor distT="0" distB="0" distL="114300" distR="114300" simplePos="0" relativeHeight="251685888" behindDoc="0" locked="0" layoutInCell="1" allowOverlap="1" wp14:anchorId="7776CAE0" wp14:editId="2351E425">
-                <wp:simplePos x="0" y="0"/>
-                <wp:positionH relativeFrom="column">
-                  <wp:posOffset>43815</wp:posOffset>
-                </wp:positionH>
-                <wp:positionV relativeFrom="paragraph">
-                  <wp:posOffset>227330</wp:posOffset>
-                </wp:positionV>
-                <wp:extent cx="268605" cy="241300"/>
-                <wp:effectExtent l="0" t="0" r="17145" b="25400"/>
-                <wp:wrapNone/>
-                <wp:docPr id="824" name="Rectangle 522"/>
-                <wp:cNvGraphicFramePr>
-                  <a:graphicFrameLocks xmlns:a="http://schemas.openxmlformats.org/drawingml/2006/main"/>
-                </wp:cNvGraphicFramePr>
-                <a:graphic xmlns:a="http://schemas.openxmlformats.org/drawingml/2006/main">
-                  <a:graphicData uri="http://schemas.microsoft.com/office/word/2010/wordprocessingShape">
-                    <wps:wsp>
-                      <wps:cNvSpPr>
-                        <a:spLocks noChangeArrowheads="1"/>
-                      </wps:cNvSpPr>
-                      <wps:spPr bwMode="auto">
-                        <a:xfrm>
-                          <a:off x="0" y="0"/>
-                          <a:ext cx="268605" cy="241300"/>
-                        </a:xfrm>
-                        <a:prstGeom prst="rect">
-                          <a:avLst/>
-                        </a:prstGeom>
-                        <a:solidFill>
-                          <a:srgbClr val="FFFFFF"/>
-                        </a:solidFill>
-                        <a:ln w="9525">
-                          <a:solidFill>
-                            <a:srgbClr val="000000"/>
-                          </a:solidFill>
-                          <a:miter lim="800000"/>
-                          <a:headEnd/>
-                          <a:tailEnd/>
-                        </a:ln>
-                      </wps:spPr>
-                      <wps:txbx>
-                        <w:txbxContent>
-                          <w:p>
-                            <w:pPr>
-                              <w:jc w:val="center"/>
-                            </w:pPr>
-                            <w:r>
-                              <w:t>x</w:t>
-                            </w:r>
-                          </w:p>
-                        </w:txbxContent>
-                      </wps:txbx>
-                      <wps:bodyPr rot="0" vert="horz" wrap="square" lIns="91440" tIns="45720" rIns="91440" bIns="45720" anchor="t" anchorCtr="0" upright="1">
-                        <a:noAutofit/>
-                      </wps:bodyPr>
-                    </wps:wsp>
-                  </a:graphicData>
-                </a:graphic>
-                <wp14:sizeRelH relativeFrom="page">
-                  <wp14:pctWidth>0</wp14:pctWidth>
-                </wp14:sizeRelH>
-                <wp14:sizeRelV relativeFrom="page">
-                  <wp14:pctHeight>0</wp14:pctHeight>
-                </wp14:sizeRelV>
-              </wp:anchor>
-            </w:drawing>
-          </mc:Choice>
-          <mc:Fallback>
-            <w:pict>
-              <v:rect w14:anchorId="7776CAE0" id="Rectangle 522" o:spid="_x0000_s1029" style="position:absolute;left:0;text-align:left;margin-left:3.45pt;margin-top:17.9pt;width:21.15pt;height:19pt;z-index:251685888;visibility:visible;mso-wrap-style:square;mso-width-percent:0;mso-height-percent:0;mso-wrap-distance-left:9pt;mso-wrap-distance-top:0;mso-wrap-distance-right:9pt;mso-wrap-distance-bottom:0;mso-position-horizontal:absolute;mso-position-horizontal-relative:text;mso-position-vertical:absolute;mso-position-vertical-relative:text;mso-width-percent:0;mso-height-percent:0;mso-width-relative:page;mso-height-relative:page;v-text-anchor:top" o:gfxdata="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">
-                <v:textbox>
-                  <w:txbxContent>
-                    <w:p>
-                      <w:pPr>
-                        <w:jc w:val="center"/>
-                      </w:pPr>
-                      <w:r>
-                        <w:t>x</w:t>
-                      </w:r>
-                    </w:p>
-                  </w:txbxContent>
-                </v:textbox>
-              </v:rect>
-            </w:pict>
-          </mc:Fallback>
-        </mc:AlternateContent>
-      </w:r>
-      <w:r>
-        <w:rPr>
-          <w:rFonts w:ascii="Times New Roman" w:eastAsia="Calibri" w:hAnsi="Times New Roman" w:cs="Times New Roman"/>
-          <w:sz w:val="28"/>
-          <w:szCs w:val="28"/>
-        </w:rPr>
-        <w:t>Thư điện tử</w:t>
-      </w:r>
-      <w:r>
-        <w:rPr>
-          <w:rFonts w:ascii="Times New Roman" w:eastAsia="Times New Roman" w:hAnsi="Times New Roman" w:cs="Times New Roman"/>
-          <w:i/>
-          <w:sz w:val="28"/>
-          <w:szCs w:val="28"/>
-          <w:lang w:eastAsia="zh-CN"/>
-        </w:rPr>
-        <w:t xml:space="preserve"> </w:t>
-      </w:r>
-      <w:r>
-        <w:rPr>
-          <w:rFonts w:ascii="Times New Roman" w:eastAsia="Times New Roman" w:hAnsi="Times New Roman" w:cs="Times New Roman"/>
-          <w:sz w:val="28"/>
-          <w:szCs w:val="28"/>
-          <w:lang w:eastAsia="zh-CN"/>
-        </w:rPr>
-        <w:t>(</w:t>
-      </w:r>
-      <w:r>
-        <w:rPr>
-          <w:rFonts w:ascii="Times New Roman" w:eastAsia="Times New Roman" w:hAnsi="Times New Roman" w:cs="Times New Roman"/>
-          <w:i/>
-          <w:sz w:val="28"/>
-          <w:szCs w:val="28"/>
-          <w:lang w:eastAsia="zh-CN"/>
-        </w:rPr>
-        <w:t>nếu có</w:t>
-      </w:r>
-      <w:r>
-        <w:rPr>
-          <w:rFonts w:ascii="Times New Roman" w:eastAsia="Times New Roman" w:hAnsi="Times New Roman" w:cs="Times New Roman"/>
-          <w:sz w:val="28"/>
-          <w:szCs w:val="28"/>
-          <w:lang w:eastAsia="zh-CN"/>
-        </w:rPr>
-        <w:t>)</w:t>
-      </w:r>
-      <w:r>
-        <w:rPr>
-          <w:rFonts w:ascii="Times New Roman" w:eastAsia="Calibri" w:hAnsi="Times New Roman" w:cs="Times New Roman"/>
-          <w:sz w:val="28"/>
-          <w:szCs w:val="28"/>
-        </w:rPr>
-        <w:t xml:space="preserve">: </w:t>
-      </w:r>
-      <w:r>
-        <w:rPr>
-          <w:rFonts w:ascii="Times New Roman" w:eastAsia="Times New Roman" w:hAnsi="Times New Roman" w:cs="Times New Roman"/>
-          <w:sz w:val="28"/>
-          <w:szCs w:val="28"/>
-        </w:rPr>
-        <w:t xml:space="preserve"> </w:t>
-      </w:r>
-      <w:bookmarkStart w:id="6" w:name="_GoBack"/>
-      <w:bookmarkEnd w:id="6"/>
-      <w:r>
-        <w:rPr>
-          <w:rFonts w:ascii="Times New Roman" w:eastAsia="Calibri" w:hAnsi="Times New Roman" w:cs="Times New Roman"/>
-          <w:sz w:val="28"/>
-          <w:szCs w:val="28"/>
-        </w:rPr>
-        <w:t xml:space="preserve"> </w:t>
-      </w:r>
-      <w:r>
-        <w:rPr>
-          <w:rFonts w:ascii="Times New Roman" w:eastAsia="Calibri" w:hAnsi="Times New Roman" w:cs="Times New Roman"/>
-          <w:sz w:val="28"/>
-          <w:szCs w:val="28"/>
-        </w:rPr>
-        <w:t>Website</w:t>
-      </w:r>
-      <w:r>
-        <w:rPr>
-          <w:rFonts w:ascii="Times New Roman" w:eastAsia="Times New Roman" w:hAnsi="Times New Roman" w:cs="Times New Roman"/>
-          <w:i/>
-          <w:sz w:val="28"/>
-          <w:szCs w:val="28"/>
-          <w:lang w:eastAsia="zh-CN"/>
-        </w:rPr>
-        <w:t xml:space="preserve"> </w:t>
-      </w:r>
-      <w:r>
-        <w:rPr>
-          <w:rFonts w:ascii="Times New Roman" w:eastAsia="Times New Roman" w:hAnsi="Times New Roman" w:cs="Times New Roman"/>
-          <w:sz w:val="28"/>
-          <w:szCs w:val="28"/>
-          <w:lang w:eastAsia="zh-CN"/>
-        </w:rPr>
-        <w:t>(</w:t>
-      </w:r>
-      <w:r>
-        <w:rPr>
-          <w:rFonts w:ascii="Times New Roman" w:eastAsia="Times New Roman" w:hAnsi="Times New Roman" w:cs="Times New Roman"/>
-          <w:i/>
-          <w:sz w:val="28"/>
-          <w:szCs w:val="28"/>
-          <w:lang w:eastAsia="zh-CN"/>
-        </w:rPr>
-        <w:t>nếu có</w:t>
-      </w:r>
-      <w:r>
-        <w:rPr>
-          <w:rFonts w:ascii="Times New Roman" w:eastAsia="Times New Roman" w:hAnsi="Times New Roman" w:cs="Times New Roman"/>
-          <w:sz w:val="28"/>
-          <w:szCs w:val="28"/>
-          <w:lang w:eastAsia="zh-CN"/>
-        </w:rPr>
-        <w:t>)</w:t>
-      </w:r>
-      <w:r>
-        <w:rPr>
-          <w:rFonts w:ascii="Times New Roman" w:eastAsia="Calibri" w:hAnsi="Times New Roman" w:cs="Times New Roman"/>
-          <w:sz w:val="28"/>
-          <w:szCs w:val="28"/>
-        </w:rPr>
-        <w:t xml:space="preserve">: </w:t>
-      </w:r>
-      <w:r>
-        <w:rPr>
-          <w:rFonts w:ascii="Times New Roman" w:eastAsia="Calibri" w:hAnsi="Times New Roman" w:cs="Times New Roman"/>
-          <w:sz w:val="28"/>
-          <w:szCs w:val="28"/>
-        </w:rPr>
-        <w:tab/>
-      </w:r>
-      <w:bookmarkEnd w:id="5"/>
-    </w:p>
-    <w:p>
-      <w:pPr>
-        <w:spacing w:before="120" w:after="120" w:line="240" w:lineRule="auto"/>
-        <w:ind w:firstLine="709"/>
-        <w:jc w:val="both"/>
-        <w:rPr>
-          <w:rFonts w:ascii="Times New Roman" w:eastAsia="Times New Roman" w:hAnsi="Times New Roman" w:cs="Times New Roman"/>
-          <w:i/>
-          <w:sz w:val="28"/>
-          <w:szCs w:val="28"/>
-        </w:rPr>
-      </w:pPr>
-      <w:r>
-        <w:rPr>
-          <w:rFonts w:ascii="Times New Roman" w:eastAsia="Times New Roman" w:hAnsi="Times New Roman" w:cs="Times New Roman"/>
-          <w:sz w:val="28"/>
-          <w:szCs w:val="28"/>
-        </w:rPr>
-        <w:t>Đồng thời thay đổi địa chỉ nhận thông báo thuế (</w:t>
-      </w:r>
-      <w:r>
-        <w:rPr>
-          <w:rFonts w:ascii="Times New Roman" w:eastAsia="Times New Roman" w:hAnsi="Times New Roman" w:cs="Times New Roman"/>
-          <w:i/>
-          <w:sz w:val="28"/>
-          <w:szCs w:val="28"/>
-        </w:rPr>
-        <w:t>Đánh dấu X vào ô vuông nếu doanh nghiệp thay đổi địa chỉ nhận thông báo thuế tương ứng với địa chỉ trụ sở chính</w:t>
-      </w:r>
-      <w:r>
-        <w:rPr>
-          <w:rFonts w:ascii="Times New Roman" w:eastAsia="Times New Roman" w:hAnsi="Times New Roman" w:cs="Times New Roman"/>
-          <w:sz w:val="28"/>
-          <w:szCs w:val="28"/>
-        </w:rPr>
-        <w:t>)</w:t>
-      </w:r>
-      <w:r>
-        <w:rPr>
-          <w:rFonts w:ascii="Times New Roman" w:eastAsia="Times New Roman" w:hAnsi="Times New Roman" w:cs="Times New Roman"/>
-          <w:i/>
-          <w:sz w:val="28"/>
-          <w:szCs w:val="28"/>
-        </w:rPr>
-        <w:t>.</w:t>
-      </w:r>
-    </w:p>
-    <w:p>
-      <w:pPr>
-        <w:spacing w:before="120" w:after="0" w:line="240" w:lineRule="auto"/>
-        <w:ind w:firstLine="567"/>
-        <w:jc w:val="both"/>
-        <w:rPr>
-          <w:rFonts w:ascii="Times New Roman" w:eastAsia="Times New Roman" w:hAnsi="Times New Roman" w:cs="Times New Roman"/>
-          <w:spacing w:val="-4"/>
-          <w:sz w:val="28"/>
-          <w:szCs w:val="28"/>
-          <w:lang w:val="fr-FR"/>
-        </w:rPr>
-      </w:pPr>
-      <w:r>
-        <w:rPr>
-          <w:rFonts w:ascii="Times New Roman" w:eastAsia="Times New Roman" w:hAnsi="Times New Roman" w:cs="Times New Roman"/>
-          <w:spacing w:val="-4"/>
-          <w:sz w:val="28"/>
-          <w:szCs w:val="28"/>
-          <w:lang w:val="fr-FR"/>
-        </w:rPr>
-        <w:t>- Doanh nghiệp nằm trong (</w:t>
-      </w:r>
-      <w:r>
-        <w:rPr>
-          <w:rFonts w:ascii="Times New Roman" w:eastAsia="Times New Roman" w:hAnsi="Times New Roman" w:cs="Times New Roman"/>
-          <w:i/>
-          <w:spacing w:val="-4"/>
-          <w:sz w:val="28"/>
-          <w:szCs w:val="28"/>
-          <w:lang w:val="fr-FR"/>
-        </w:rPr>
-        <w:t>Doanh nghiệp phải đánh dấu X vào ô vuông tương ứng với khu công nghệ cao nếu nộp hồ sơ tới Ban quản lý khu công nghệ cao)</w:t>
-      </w:r>
-      <w:r>
-        <w:rPr>
-          <w:rFonts w:ascii="Times New Roman" w:eastAsia="Times New Roman" w:hAnsi="Times New Roman" w:cs="Times New Roman"/>
-          <w:spacing w:val="-4"/>
-          <w:sz w:val="28"/>
-          <w:szCs w:val="28"/>
-          <w:lang w:val="fr-FR"/>
-        </w:rPr>
-        <w:t>:</w:t>
-      </w:r>
-    </w:p>
-    <w:tbl>
-      <w:tblPr>
-        <w:tblW w:w="0" w:type="auto"/>
-        <w:jc w:val="center"/>
-        <w:tblLook w:val="04A0" w:firstRow="1" w:lastRow="0" w:firstColumn="1" w:lastColumn="0" w:noHBand="0" w:noVBand="1"/>
-      </w:tblPr>
-      <w:tblGrid>
-        <w:gridCol w:w="3359"/>
-        <w:gridCol w:w="1939"/>
-      </w:tblGrid>
-      <w:tr>
-        <w:trPr>
-          <w:jc w:val="center"/>
-        </w:trPr>
-        <w:tc>
-          <w:tcPr>
-            <w:tcW w:w="3359" w:type="dxa"/>
-            <w:shd w:val="clear" w:color="auto" w:fill="auto"/>
-          </w:tcPr>
-          <w:p>
-            <w:pPr>
-              <w:spacing w:before="120" w:after="0" w:line="240" w:lineRule="auto"/>
-              <w:jc w:val="both"/>
-              <w:rPr>
-                <w:rFonts w:ascii="Times New Roman" w:eastAsia="Times New Roman" w:hAnsi="Times New Roman" w:cs="Times New Roman"/>
-                <w:spacing w:val="-4"/>
-                <w:sz w:val="28"/>
-                <w:szCs w:val="28"/>
-                <w:lang w:val="fr-FR"/>
-              </w:rPr>
-            </w:pPr>
-            <w:r>
-              <w:rPr>
-                <w:rFonts w:ascii="Times New Roman" w:eastAsia="Times New Roman" w:hAnsi="Times New Roman" w:cs="Times New Roman"/>
-                <w:spacing w:val="-4"/>
-                <w:sz w:val="28"/>
-                <w:szCs w:val="28"/>
-                <w:lang w:val="fr-FR"/>
-              </w:rPr>
-              <w:t>Khu công nghiệp</w:t>
-            </w:r>
-          </w:p>
-        </w:tc>
-        <w:tc>
-          <w:tcPr>
-            <w:tcW w:w="1939" w:type="dxa"/>
-            <w:shd w:val="clear" w:color="auto" w:fill="auto"/>
-          </w:tcPr>
-          <w:p>
-            <w:pPr>
-              <w:spacing w:before="120" w:after="0" w:line="240" w:lineRule="auto"/>
-              <w:jc w:val="both"/>
-              <w:rPr>
-                <w:rFonts w:ascii="Times New Roman" w:eastAsia="Times New Roman" w:hAnsi="Times New Roman" w:cs="Times New Roman"/>
-                <w:spacing w:val="-4"/>
-                <w:sz w:val="28"/>
-                <w:szCs w:val="28"/>
-                <w:lang w:val="fr-FR"/>
-              </w:rPr>
-            </w:pPr>
-            <w:r>
-              <w:rPr>
-                <w:rFonts w:ascii="Times New Roman" w:eastAsia="Times New Roman" w:hAnsi="Times New Roman" w:cs="Times New Roman"/>
-                <w:noProof/>
-                <w:spacing w:val="-4"/>
-                <w:sz w:val="28"/>
-                <w:szCs w:val="28"/>
-              </w:rPr>
-              <mc:AlternateContent>
-                <mc:Choice Requires="wps">
-                  <w:drawing>
-                    <wp:anchor distT="45720" distB="45720" distL="114300" distR="114300" simplePos="0" relativeHeight="251686912" behindDoc="0" locked="0" layoutInCell="1" allowOverlap="1" wp14:anchorId="17AA2128" wp14:editId="74C6BA78">
-                      <wp:simplePos x="0" y="0"/>
-                      <wp:positionH relativeFrom="column">
-                        <wp:posOffset>145415</wp:posOffset>
-                      </wp:positionH>
-                      <wp:positionV relativeFrom="paragraph">
-                        <wp:posOffset>32385</wp:posOffset>
-                      </wp:positionV>
-                      <wp:extent cx="290830" cy="226060"/>
-                      <wp:effectExtent l="0" t="0" r="0" b="2540"/>
-                      <wp:wrapNone/>
-                      <wp:docPr id="649744420" name="Text Box 2"/>
-                      <wp:cNvGraphicFramePr>
-                        <a:graphicFrameLocks xmlns:a="http://schemas.openxmlformats.org/drawingml/2006/main"/>
-                      </wp:cNvGraphicFramePr>
-                      <a:graphic xmlns:a="http://schemas.openxmlformats.org/drawingml/2006/main">
-                        <a:graphicData uri="http://schemas.microsoft.com/office/word/2010/wordprocessingShape">
-                          <wps:wsp>
-                            <wps:cNvSpPr txBox="1">
-                              <a:spLocks noChangeArrowheads="1"/>
-                            </wps:cNvSpPr>
-                            <wps:spPr bwMode="auto">
-                              <a:xfrm>
-                                <a:off x="0" y="0"/>
-                                <a:ext cx="290830" cy="226060"/>
-                              </a:xfrm>
-                              <a:prstGeom prst="rect">
-                                <a:avLst/>
-                              </a:prstGeom>
-                              <a:solidFill>
-                                <a:srgbClr val="FFFFFF"/>
-                              </a:solidFill>
-                              <a:ln w="9525">
-                                <a:solidFill>
-                                  <a:srgbClr val="000000"/>
-                                </a:solidFill>
-                                <a:miter lim="800000"/>
-                                <a:headEnd/>
-                                <a:tailEnd/>
-                              </a:ln>
-                            </wps:spPr>
-                            <wps:txbx>
-                              <w:txbxContent>
-                                <w:p/>
-                              </w:txbxContent>
-                            </wps:txbx>
-                            <wps:bodyPr rot="0" vert="horz" wrap="square" lIns="91440" tIns="45720" rIns="91440" bIns="45720" anchor="t" anchorCtr="0" upright="1">
-                              <a:noAutofit/>
-                            </wps:bodyPr>
-                          </wps:wsp>
-                        </a:graphicData>
-                      </a:graphic>
-                      <wp14:sizeRelH relativeFrom="margin">
-                        <wp14:pctWidth>0</wp14:pctWidth>
-                      </wp14:sizeRelH>
-                      <wp14:sizeRelV relativeFrom="margin">
-                        <wp14:pctHeight>0</wp14:pctHeight>
-                      </wp14:sizeRelV>
-                    </wp:anchor>
-                  </w:drawing>
-                </mc:Choice>
-                <mc:Fallback>
-                  <w:pict>
-                    <v:shape w14:anchorId="17AA2128" id="Text Box 2" o:spid="_x0000_s1030" type="#_x0000_t202" style="position:absolute;left:0;text-align:left;margin-left:11.45pt;margin-top:2.55pt;width:22.9pt;height:17.8pt;z-index:251686912;visibility:visible;mso-wrap-style:square;mso-width-percent:0;mso-height-percent:0;mso-wrap-distance-left:9pt;mso-wrap-distance-top:3.6pt;mso-wrap-distance-right:9pt;mso-wrap-distance-bottom:3.6pt;mso-position-horizontal:absolute;mso-position-horizontal-relative:text;mso-position-vertical:absolute;mso-position-vertical-relative:text;mso-width-percent:0;mso-height-percent:0;mso-width-relative:margin;mso-height-relative:margin;v-text-anchor:top" o:gfxdata="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">
-                      <v:textbox>
-                        <w:txbxContent>
-                          <w:p/>
-                        </w:txbxContent>
-                      </v:textbox>
-                    </v:shape>
-                  </w:pict>
-                </mc:Fallback>
-              </mc:AlternateContent>
-            </w:r>
-          </w:p>
-        </w:tc>
-      </w:tr>
-      <w:tr>
-        <w:trPr>
-          <w:jc w:val="center"/>
-        </w:trPr>
-        <w:tc>
-          <w:tcPr>
-            <w:tcW w:w="3359" w:type="dxa"/>
-            <w:shd w:val="clear" w:color="auto" w:fill="auto"/>
-          </w:tcPr>
-          <w:p>
-            <w:pPr>
-              <w:spacing w:before="120" w:after="0" w:line="240" w:lineRule="auto"/>
-              <w:jc w:val="both"/>
-              <w:rPr>
-                <w:rFonts w:ascii="Times New Roman" w:eastAsia="Times New Roman" w:hAnsi="Times New Roman" w:cs="Times New Roman"/>
-                <w:spacing w:val="-4"/>
-                <w:sz w:val="28"/>
-                <w:szCs w:val="28"/>
-                <w:lang w:val="fr-FR"/>
-              </w:rPr>
-            </w:pPr>
-            <w:r>
-              <w:rPr>
-                <w:rFonts w:ascii="Times New Roman" w:eastAsia="Times New Roman" w:hAnsi="Times New Roman" w:cs="Times New Roman"/>
-                <w:spacing w:val="-4"/>
-                <w:sz w:val="28"/>
-                <w:szCs w:val="28"/>
-                <w:lang w:val="fr-FR"/>
-              </w:rPr>
-              <w:t>Khu chế xuất</w:t>
-            </w:r>
-          </w:p>
-        </w:tc>
-        <w:tc>
-          <w:tcPr>
-            <w:tcW w:w="1939" w:type="dxa"/>
-            <w:shd w:val="clear" w:color="auto" w:fill="auto"/>
-          </w:tcPr>
-          <w:p>
-            <w:pPr>
-              <w:spacing w:before="120" w:after="0" w:line="240" w:lineRule="auto"/>
-              <w:jc w:val="both"/>
-              <w:rPr>
-                <w:rFonts w:ascii="Times New Roman" w:eastAsia="Times New Roman" w:hAnsi="Times New Roman" w:cs="Times New Roman"/>
-                <w:spacing w:val="-4"/>
-                <w:sz w:val="28"/>
-                <w:szCs w:val="28"/>
-                <w:lang w:val="fr-FR"/>
-              </w:rPr>
-            </w:pPr>
-            <w:r>
-              <w:rPr>
-                <w:rFonts w:ascii="Times New Roman" w:eastAsia="Times New Roman" w:hAnsi="Times New Roman" w:cs="Times New Roman"/>
-                <w:noProof/>
-                <w:spacing w:val="-4"/>
-                <w:sz w:val="28"/>
-                <w:szCs w:val="28"/>
-              </w:rPr>
-              <mc:AlternateContent>
-                <mc:Choice Requires="wps">
-                  <w:drawing>
-                    <wp:anchor distT="45720" distB="45720" distL="114300" distR="114300" simplePos="0" relativeHeight="251687936" behindDoc="0" locked="0" layoutInCell="1" allowOverlap="1" wp14:anchorId="06EC7D9E" wp14:editId="399BB8CB">
-                      <wp:simplePos x="0" y="0"/>
-                      <wp:positionH relativeFrom="column">
-                        <wp:posOffset>145415</wp:posOffset>
-                      </wp:positionH>
-                      <wp:positionV relativeFrom="paragraph">
-                        <wp:posOffset>31115</wp:posOffset>
-                      </wp:positionV>
-                      <wp:extent cx="290830" cy="226060"/>
-                      <wp:effectExtent l="0" t="0" r="0" b="2540"/>
-                      <wp:wrapNone/>
-                      <wp:docPr id="989234175" name="Text Box 2"/>
-                      <wp:cNvGraphicFramePr>
-                        <a:graphicFrameLocks xmlns:a="http://schemas.openxmlformats.org/drawingml/2006/main"/>
-                      </wp:cNvGraphicFramePr>
-                      <a:graphic xmlns:a="http://schemas.openxmlformats.org/drawingml/2006/main">
-                        <a:graphicData uri="http://schemas.microsoft.com/office/word/2010/wordprocessingShape">
-                          <wps:wsp>
-                            <wps:cNvSpPr txBox="1">
-                              <a:spLocks noChangeArrowheads="1"/>
-                            </wps:cNvSpPr>
-                            <wps:spPr bwMode="auto">
-                              <a:xfrm>
-                                <a:off x="0" y="0"/>
-                                <a:ext cx="290830" cy="226060"/>
-                              </a:xfrm>
-                              <a:prstGeom prst="rect">
-                                <a:avLst/>
-                              </a:prstGeom>
-                              <a:solidFill>
-                                <a:srgbClr val="FFFFFF"/>
-                              </a:solidFill>
-                              <a:ln w="9525">
-                                <a:solidFill>
-                                  <a:srgbClr val="000000"/>
-                                </a:solidFill>
-                                <a:miter lim="800000"/>
-                                <a:headEnd/>
-                                <a:tailEnd/>
-                              </a:ln>
-                            </wps:spPr>
-                            <wps:txbx>
-                              <w:txbxContent>
-                                <w:p/>
-                              </w:txbxContent>
-                            </wps:txbx>
-                            <wps:bodyPr rot="0" vert="horz" wrap="square" lIns="91440" tIns="45720" rIns="91440" bIns="45720" anchor="t" anchorCtr="0" upright="1">
-                              <a:noAutofit/>
-                            </wps:bodyPr>
-                          </wps:wsp>
-                        </a:graphicData>
-                      </a:graphic>
-                      <wp14:sizeRelH relativeFrom="margin">
-                        <wp14:pctWidth>0</wp14:pctWidth>
-                      </wp14:sizeRelH>
-                      <wp14:sizeRelV relativeFrom="margin">
-                        <wp14:pctHeight>0</wp14:pctHeight>
-                      </wp14:sizeRelV>
-                    </wp:anchor>
-                  </w:drawing>
-                </mc:Choice>
-                <mc:Fallback>
-                  <w:pict>
-                    <v:shape w14:anchorId="06EC7D9E" id="_x0000_s1031" type="#_x0000_t202" style="position:absolute;left:0;text-align:left;margin-left:11.45pt;margin-top:2.45pt;width:22.9pt;height:17.8pt;z-index:251687936;visibility:visible;mso-wrap-style:square;mso-width-percent:0;mso-height-percent:0;mso-wrap-distance-left:9pt;mso-wrap-distance-top:3.6pt;mso-wrap-distance-right:9pt;mso-wrap-distance-bottom:3.6pt;mso-position-horizontal:absolute;mso-position-horizontal-relative:text;mso-position-vertical:absolute;mso-position-vertical-relative:text;mso-width-percent:0;mso-height-percent:0;mso-width-relative:margin;mso-height-relative:margin;v-text-anchor:top" o:gfxdata="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">
-                      <v:textbox>
-                        <w:txbxContent>
-                          <w:p/>
-                        </w:txbxContent>
-                      </v:textbox>
-                    </v:shape>
-                  </w:pict>
-                </mc:Fallback>
-              </mc:AlternateContent>
-            </w:r>
-          </w:p>
-        </w:tc>
-      </w:tr>
-      <w:tr>
-        <w:trPr>
-          <w:jc w:val="center"/>
-        </w:trPr>
-        <w:tc>
-          <w:tcPr>
-            <w:tcW w:w="3359" w:type="dxa"/>
-            <w:shd w:val="clear" w:color="auto" w:fill="auto"/>
-          </w:tcPr>
-          <w:p>
-            <w:pPr>
-              <w:spacing w:before="120" w:after="0" w:line="240" w:lineRule="auto"/>
-              <w:jc w:val="both"/>
-              <w:rPr>
-                <w:rFonts w:ascii="Times New Roman" w:eastAsia="Times New Roman" w:hAnsi="Times New Roman" w:cs="Times New Roman"/>
-                <w:spacing w:val="-4"/>
-                <w:sz w:val="28"/>
-                <w:szCs w:val="28"/>
-                <w:lang w:val="fr-FR"/>
-              </w:rPr>
-            </w:pPr>
-            <w:r>
-              <w:rPr>
-                <w:rFonts w:ascii="Times New Roman" w:eastAsia="Times New Roman" w:hAnsi="Times New Roman" w:cs="Times New Roman"/>
-                <w:spacing w:val="-4"/>
-                <w:sz w:val="28"/>
-                <w:szCs w:val="28"/>
-                <w:lang w:val="fr-FR"/>
-              </w:rPr>
-              <w:t>Khu kinh tế</w:t>
-            </w:r>
-          </w:p>
-        </w:tc>
-        <w:tc>
-          <w:tcPr>
-            <w:tcW w:w="1939" w:type="dxa"/>
-            <w:shd w:val="clear" w:color="auto" w:fill="auto"/>
-          </w:tcPr>
-          <w:p>
-            <w:pPr>
-              <w:spacing w:before="120" w:after="0" w:line="240" w:lineRule="auto"/>
-              <w:jc w:val="both"/>
-              <w:rPr>
-                <w:rFonts w:ascii="Times New Roman" w:eastAsia="Times New Roman" w:hAnsi="Times New Roman" w:cs="Times New Roman"/>
-                <w:spacing w:val="-4"/>
-                <w:sz w:val="28"/>
-                <w:szCs w:val="28"/>
-                <w:lang w:val="fr-FR"/>
-              </w:rPr>
-            </w:pPr>
-            <w:r>
-              <w:rPr>
-                <w:rFonts w:ascii="Times New Roman" w:eastAsia="Times New Roman" w:hAnsi="Times New Roman" w:cs="Times New Roman"/>
-                <w:noProof/>
-                <w:spacing w:val="-4"/>
-                <w:sz w:val="28"/>
-                <w:szCs w:val="28"/>
-              </w:rPr>
-              <mc:AlternateContent>
-                <mc:Choice Requires="wps">
-                  <w:drawing>
-                    <wp:anchor distT="45720" distB="45720" distL="114300" distR="114300" simplePos="0" relativeHeight="251688960" behindDoc="0" locked="0" layoutInCell="1" allowOverlap="1" wp14:anchorId="260D0589" wp14:editId="5C9A1EAD">
-                      <wp:simplePos x="0" y="0"/>
-                      <wp:positionH relativeFrom="column">
-                        <wp:posOffset>145415</wp:posOffset>
-                      </wp:positionH>
-                      <wp:positionV relativeFrom="paragraph">
-                        <wp:posOffset>29845</wp:posOffset>
-                      </wp:positionV>
-                      <wp:extent cx="290830" cy="226060"/>
-                      <wp:effectExtent l="0" t="0" r="0" b="2540"/>
-                      <wp:wrapNone/>
-                      <wp:docPr id="338504890" name="Text Box 2"/>
-                      <wp:cNvGraphicFramePr>
-                        <a:graphicFrameLocks xmlns:a="http://schemas.openxmlformats.org/drawingml/2006/main"/>
-                      </wp:cNvGraphicFramePr>
-                      <a:graphic xmlns:a="http://schemas.openxmlformats.org/drawingml/2006/main">
-                        <a:graphicData uri="http://schemas.microsoft.com/office/word/2010/wordprocessingShape">
-                          <wps:wsp>
-                            <wps:cNvSpPr txBox="1">
-                              <a:spLocks noChangeArrowheads="1"/>
-                            </wps:cNvSpPr>
-                            <wps:spPr bwMode="auto">
-                              <a:xfrm>
-                                <a:off x="0" y="0"/>
-                                <a:ext cx="290830" cy="226060"/>
-                              </a:xfrm>
-                              <a:prstGeom prst="rect">
-                                <a:avLst/>
-                              </a:prstGeom>
-                              <a:solidFill>
-                                <a:srgbClr val="FFFFFF"/>
-                              </a:solidFill>
-                              <a:ln w="9525">
-                                <a:solidFill>
-                                  <a:srgbClr val="000000"/>
-                                </a:solidFill>
-                                <a:miter lim="800000"/>
-                                <a:headEnd/>
-                                <a:tailEnd/>
-                              </a:ln>
-                            </wps:spPr>
-                            <wps:txbx>
-                              <w:txbxContent>
-                                <w:p/>
-                              </w:txbxContent>
-                            </wps:txbx>
-                            <wps:bodyPr rot="0" vert="horz" wrap="square" lIns="91440" tIns="45720" rIns="91440" bIns="45720" anchor="t" anchorCtr="0" upright="1">
-                              <a:noAutofit/>
-                            </wps:bodyPr>
-                          </wps:wsp>
-                        </a:graphicData>
-                      </a:graphic>
-                      <wp14:sizeRelH relativeFrom="margin">
-                        <wp14:pctWidth>0</wp14:pctWidth>
-                      </wp14:sizeRelH>
-                      <wp14:sizeRelV relativeFrom="margin">
-                        <wp14:pctHeight>0</wp14:pctHeight>
-                      </wp14:sizeRelV>
-                    </wp:anchor>
-                  </w:drawing>
-                </mc:Choice>
-                <mc:Fallback>
-                  <w:pict>
-                    <v:shape w14:anchorId="260D0589" id="_x0000_s1032" type="#_x0000_t202" style="position:absolute;left:0;text-align:left;margin-left:11.45pt;margin-top:2.35pt;width:22.9pt;height:17.8pt;z-index:251688960;visibility:visible;mso-wrap-style:square;mso-width-percent:0;mso-height-percent:0;mso-wrap-distance-left:9pt;mso-wrap-distance-top:3.6pt;mso-wrap-distance-right:9pt;mso-wrap-distance-bottom:3.6pt;mso-position-horizontal:absolute;mso-position-horizontal-relative:text;mso-position-vertical:absolute;mso-position-vertical-relative:text;mso-width-percent:0;mso-height-percent:0;mso-width-relative:margin;mso-height-relative:margin;v-text-anchor:top" o:gfxdata="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">
-                      <v:textbox>
-                        <w:txbxContent>
-                          <w:p/>
-                        </w:txbxContent>
-                      </v:textbox>
-                    </v:shape>
-                  </w:pict>
-                </mc:Fallback>
-              </mc:AlternateContent>
-            </w:r>
-          </w:p>
-        </w:tc>
-      </w:tr>
-      <w:tr>
-        <w:trPr>
-          <w:jc w:val="center"/>
-        </w:trPr>
-        <w:tc>
-          <w:tcPr>
-            <w:tcW w:w="3359" w:type="dxa"/>
-            <w:shd w:val="clear" w:color="auto" w:fill="auto"/>
-          </w:tcPr>
-          <w:p>
-            <w:pPr>
-              <w:spacing w:before="120" w:after="120" w:line="240" w:lineRule="auto"/>
-              <w:jc w:val="both"/>
-              <w:rPr>
-                <w:rFonts w:ascii="Times New Roman" w:eastAsia="Times New Roman" w:hAnsi="Times New Roman" w:cs="Times New Roman"/>
-                <w:spacing w:val="-4"/>
-                <w:sz w:val="28"/>
-                <w:szCs w:val="28"/>
-                <w:lang w:val="fr-FR"/>
-              </w:rPr>
-            </w:pPr>
-            <w:r>
-              <w:rPr>
-                <w:rFonts w:ascii="Times New Roman" w:eastAsia="Times New Roman" w:hAnsi="Times New Roman" w:cs="Times New Roman"/>
-                <w:spacing w:val="-4"/>
-                <w:sz w:val="28"/>
-                <w:szCs w:val="28"/>
-                <w:lang w:val="fr-FR"/>
-              </w:rPr>
-              <w:t>Khu công nghệ cao</w:t>
-            </w:r>
-          </w:p>
-        </w:tc>
-        <w:tc>
-          <w:tcPr>
-            <w:tcW w:w="1939" w:type="dxa"/>
-            <w:shd w:val="clear" w:color="auto" w:fill="auto"/>
-          </w:tcPr>
-          <w:p>
-            <w:pPr>
-              <w:spacing w:before="120" w:after="0" w:line="240" w:lineRule="auto"/>
-              <w:jc w:val="both"/>
-              <w:rPr>
-                <w:rFonts w:ascii="Times New Roman" w:eastAsia="Times New Roman" w:hAnsi="Times New Roman" w:cs="Times New Roman"/>
-                <w:spacing w:val="-4"/>
-                <w:sz w:val="28"/>
-                <w:szCs w:val="28"/>
-                <w:lang w:val="fr-FR"/>
-              </w:rPr>
-            </w:pPr>
-            <w:r>
-              <w:rPr>
-                <w:rFonts w:ascii="Times New Roman" w:eastAsia="Times New Roman" w:hAnsi="Times New Roman" w:cs="Times New Roman"/>
-                <w:noProof/>
-                <w:spacing w:val="-4"/>
-                <w:sz w:val="28"/>
-                <w:szCs w:val="28"/>
-              </w:rPr>
-              <mc:AlternateContent>
-                <mc:Choice Requires="wps">
-                  <w:drawing>
-                    <wp:anchor distT="45720" distB="45720" distL="114300" distR="114300" simplePos="0" relativeHeight="251689984" behindDoc="0" locked="0" layoutInCell="1" allowOverlap="1" wp14:anchorId="1F97BEBF" wp14:editId="1B7D6E72">
-                      <wp:simplePos x="0" y="0"/>
-                      <wp:positionH relativeFrom="column">
-                        <wp:posOffset>145415</wp:posOffset>
-                      </wp:positionH>
-                      <wp:positionV relativeFrom="paragraph">
-                        <wp:posOffset>28575</wp:posOffset>
-                      </wp:positionV>
-                      <wp:extent cx="290830" cy="226060"/>
-                      <wp:effectExtent l="0" t="0" r="0" b="2540"/>
-                      <wp:wrapNone/>
-                      <wp:docPr id="895042439" name="Text Box 2"/>
-                      <wp:cNvGraphicFramePr>
-                        <a:graphicFrameLocks xmlns:a="http://schemas.openxmlformats.org/drawingml/2006/main"/>
-                      </wp:cNvGraphicFramePr>
-                      <a:graphic xmlns:a="http://schemas.openxmlformats.org/drawingml/2006/main">
-                        <a:graphicData uri="http://schemas.microsoft.com/office/word/2010/wordprocessingShape">
-                          <wps:wsp>
-                            <wps:cNvSpPr txBox="1">
-                              <a:spLocks noChangeArrowheads="1"/>
-                            </wps:cNvSpPr>
-                            <wps:spPr bwMode="auto">
-                              <a:xfrm>
-                                <a:off x="0" y="0"/>
-                                <a:ext cx="290830" cy="226060"/>
-                              </a:xfrm>
-                              <a:prstGeom prst="rect">
-                                <a:avLst/>
-                              </a:prstGeom>
-                              <a:solidFill>
-                                <a:srgbClr val="FFFFFF"/>
-                              </a:solidFill>
-                              <a:ln w="9525">
-                                <a:solidFill>
-                                  <a:srgbClr val="000000"/>
-                                </a:solidFill>
-                                <a:miter lim="800000"/>
-                                <a:headEnd/>
-                                <a:tailEnd/>
-                              </a:ln>
-                            </wps:spPr>
-                            <wps:txbx>
-                              <w:txbxContent>
-                                <w:p/>
-                              </w:txbxContent>
-                            </wps:txbx>
-                            <wps:bodyPr rot="0" vert="horz" wrap="square" lIns="91440" tIns="45720" rIns="91440" bIns="45720" anchor="t" anchorCtr="0" upright="1">
-                              <a:noAutofit/>
-                            </wps:bodyPr>
-                          </wps:wsp>
-                        </a:graphicData>
-                      </a:graphic>
-                      <wp14:sizeRelH relativeFrom="margin">
-                        <wp14:pctWidth>0</wp14:pctWidth>
-                      </wp14:sizeRelH>
-                      <wp14:sizeRelV relativeFrom="margin">
-                        <wp14:pctHeight>0</wp14:pctHeight>
-                      </wp14:sizeRelV>
-                    </wp:anchor>
-                  </w:drawing>
-                </mc:Choice>
-                <mc:Fallback>
-                  <w:pict>
-                    <v:shape w14:anchorId="1F97BEBF" id="_x0000_s1033" type="#_x0000_t202" style="position:absolute;left:0;text-align:left;margin-left:11.45pt;margin-top:2.25pt;width:22.9pt;height:17.8pt;z-index:251689984;visibility:visible;mso-wrap-style:square;mso-width-percent:0;mso-height-percent:0;mso-wrap-distance-left:9pt;mso-wrap-distance-top:3.6pt;mso-wrap-distance-right:9pt;mso-wrap-distance-bottom:3.6pt;mso-position-horizontal:absolute;mso-position-horizontal-relative:text;mso-position-vertical:absolute;mso-position-vertical-relative:text;mso-width-percent:0;mso-height-percent:0;mso-width-relative:margin;mso-height-relative:margin;v-text-anchor:top" o:gfxdata="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">
-                      <v:textbox>
-                        <w:txbxContent>
-                          <w:p/>
-                        </w:txbxContent>
-                      </v:textbox>
-                    </v:shape>
-                  </w:pict>
-                </mc:Fallback>
-              </mc:AlternateContent>
-            </w:r>
-          </w:p>
-        </w:tc>
-      </w:tr>
-    </w:tbl>
-    <w:p>
-      <w:pPr>
-        <w:tabs>
-          <w:tab w:val="left" w:leader="dot" w:pos="9072"/>
-        </w:tabs>
-        <w:suppressAutoHyphens/>
-        <w:spacing w:before="120" w:after="120" w:line="240" w:lineRule="auto"/>
-        <w:ind w:firstLine="709"/>
-        <w:jc w:val="both"/>
-        <w:rPr>
-          <w:rFonts w:ascii="Times New Roman" w:eastAsia="Calibri" w:hAnsi="Times New Roman" w:cs="Times New Roman"/>
-          <w:sz w:val="28"/>
-          <w:szCs w:val="28"/>
-          <w:lang w:val="fr-FR"/>
-        </w:rPr>
-      </w:pPr>
-      <w:r>
-        <w:rPr>
-          <w:rFonts w:ascii="Times New Roman" w:eastAsia="Calibri" w:hAnsi="Times New Roman" w:cs="Times New Roman"/>
-          <w:sz w:val="28"/>
-          <w:szCs w:val="28"/>
-          <w:lang w:val="fr-FR"/>
-        </w:rPr>
-        <w:t>Doanh nghiệp/chủ doanh nghiệp tư nhân cam kết trụ sở doanh nghiệp thuộc quyền sử dụng hợp pháp của doanh nghiệp/chủ doanh nghiệp tư nhân và được sử dụng đúng mục đích theo quy định của pháp luật.</w:t>
-      </w:r>
-    </w:p>
-    <w:p>
-      <w:pPr>
-        <w:spacing w:before="120" w:after="120" w:line="240" w:lineRule="auto"/>
-        <w:ind w:firstLine="720"/>
-        <w:contextualSpacing/>
-        <w:jc w:val="both"/>
-        <w:rPr>
-          <w:rFonts w:ascii="Times New Roman" w:eastAsia="Calibri" w:hAnsi="Times New Roman" w:cs="Times New Roman"/>
-          <w:lang w:val="fr-FR"/>
-        </w:rPr>
-      </w:pPr>
-    </w:p>
-    <w:p>
-      <w:pPr>
         <w:spacing w:before="120" w:after="0" w:line="276" w:lineRule="auto"/>
         <w:jc w:val="center"/>
         <w:rPr>
           <w:rFonts w:ascii="Times New Roman" w:eastAsia="Calibri" w:hAnsi="Times New Roman" w:cs="Times New Roman"/>
+          <w:sz w:val="28"/>
+          <w:szCs w:val="28"/>
+          <w:vertAlign w:val="superscript"/>
+        </w:rPr>
+      </w:pPr>
+      <w:bookmarkStart w:id="5" w:name="_Hlk177941885"/>
+      <w:bookmarkStart w:id="6" w:name="_Hlk177941696"/>
+      <w:bookmarkStart w:id="7" w:name="_GoBack"/>
+      <w:bookmarkEnd w:id="7"/>
+      <w:r>
+        <w:rPr>
+          <w:rFonts w:ascii="Times New Roman" w:eastAsia="Calibri" w:hAnsi="Times New Roman" w:cs="Times New Roman"/>
           <w:bCs/>
           <w:kern w:val="28"/>
           <w:sz w:val="28"/>
           <w:szCs w:val="32"/>
           <w:lang w:eastAsia="x-none"/>
         </w:rPr>
-      </w:pPr>
-      <w:bookmarkStart w:id="7" w:name="_Hlk177941885"/>
-      <w:bookmarkStart w:id="8" w:name="_Hlk177941696"/>
-    </w:p>
-    <w:p>
-      <w:pPr>
-        <w:spacing w:before="120" w:after="0" w:line="276" w:lineRule="auto"/>
-        <w:jc w:val="center"/>
-        <w:rPr>
-          <w:rFonts w:ascii="Times New Roman" w:eastAsia="Calibri" w:hAnsi="Times New Roman" w:cs="Times New Roman"/>
-          <w:bCs/>
-          <w:kern w:val="28"/>
-          <w:sz w:val="28"/>
-          <w:szCs w:val="32"/>
-          <w:lang w:eastAsia="x-none"/>
-        </w:rPr>
-      </w:pPr>
-    </w:p>
-    <w:p>
-      <w:pPr>
-        <w:spacing w:before="120" w:after="0" w:line="276" w:lineRule="auto"/>
-        <w:jc w:val="center"/>
-        <w:rPr>
-          <w:rFonts w:ascii="Times New Roman" w:eastAsia="Calibri" w:hAnsi="Times New Roman" w:cs="Times New Roman"/>
-          <w:bCs/>
-          <w:kern w:val="28"/>
-          <w:sz w:val="28"/>
-          <w:szCs w:val="32"/>
-          <w:lang w:eastAsia="x-none"/>
-        </w:rPr>
-      </w:pPr>
-    </w:p>
-    <w:p>
-      <w:pPr>
-        <w:spacing w:before="120" w:after="0" w:line="276" w:lineRule="auto"/>
-        <w:jc w:val="center"/>
-        <w:rPr>
-          <w:rFonts w:ascii="Times New Roman" w:eastAsia="Calibri" w:hAnsi="Times New Roman" w:cs="Times New Roman"/>
-          <w:bCs/>
-          <w:kern w:val="28"/>
-          <w:sz w:val="28"/>
-          <w:szCs w:val="32"/>
-          <w:lang w:eastAsia="x-none"/>
-        </w:rPr>
-      </w:pPr>
-    </w:p>
-    <w:p>
-      <w:pPr>
-        <w:spacing w:before="120" w:after="0" w:line="276" w:lineRule="auto"/>
-        <w:jc w:val="center"/>
-        <w:rPr>
-          <w:rFonts w:ascii="Times New Roman" w:eastAsia="Calibri" w:hAnsi="Times New Roman" w:cs="Times New Roman"/>
-          <w:bCs/>
-          <w:kern w:val="28"/>
-          <w:sz w:val="28"/>
-          <w:szCs w:val="32"/>
-          <w:lang w:eastAsia="x-none"/>
-        </w:rPr>
-      </w:pPr>
-    </w:p>
-    <w:p>
-      <w:pPr>
-        <w:spacing w:before="120" w:after="0" w:line="276" w:lineRule="auto"/>
-        <w:jc w:val="center"/>
-        <w:rPr>
-          <w:rFonts w:ascii="Times New Roman" w:eastAsia="Calibri" w:hAnsi="Times New Roman" w:cs="Times New Roman"/>
-          <w:bCs/>
-          <w:kern w:val="28"/>
-          <w:sz w:val="28"/>
-          <w:szCs w:val="32"/>
-          <w:lang w:eastAsia="x-none"/>
-        </w:rPr>
-      </w:pPr>
-    </w:p>
-    <w:p>
-      <w:pPr>
-        <w:spacing w:before="120" w:after="0" w:line="276" w:lineRule="auto"/>
-        <w:jc w:val="center"/>
-        <w:rPr>
-          <w:rFonts w:ascii="Times New Roman" w:eastAsia="Calibri" w:hAnsi="Times New Roman" w:cs="Times New Roman"/>
-          <w:bCs/>
-          <w:kern w:val="28"/>
-          <w:sz w:val="28"/>
-          <w:szCs w:val="32"/>
-          <w:lang w:eastAsia="x-none"/>
-        </w:rPr>
-      </w:pPr>
-    </w:p>
-    <w:p>
-      <w:pPr>
-        <w:spacing w:before="120" w:after="0" w:line="276" w:lineRule="auto"/>
-        <w:jc w:val="center"/>
-        <w:rPr>
-          <w:rFonts w:ascii="Times New Roman" w:eastAsia="Calibri" w:hAnsi="Times New Roman" w:cs="Times New Roman"/>
-          <w:bCs/>
-          <w:kern w:val="28"/>
-          <w:sz w:val="28"/>
-          <w:szCs w:val="32"/>
-          <w:lang w:eastAsia="x-none"/>
-        </w:rPr>
-      </w:pPr>
-    </w:p>
-    <w:p>
-      <w:pPr>
-        <w:spacing w:before="120" w:after="0" w:line="276" w:lineRule="auto"/>
-        <w:jc w:val="center"/>
-        <w:rPr>
-          <w:rFonts w:ascii="Times New Roman" w:eastAsia="Calibri" w:hAnsi="Times New Roman" w:cs="Times New Roman"/>
-          <w:bCs/>
-          <w:kern w:val="28"/>
-          <w:sz w:val="28"/>
-          <w:szCs w:val="32"/>
-          <w:lang w:eastAsia="x-none"/>
-        </w:rPr>
-      </w:pPr>
-    </w:p>
-    <w:p>
-      <w:pPr>
-        <w:spacing w:before="120" w:after="0" w:line="276" w:lineRule="auto"/>
-        <w:jc w:val="center"/>
-        <w:rPr>
-          <w:rFonts w:ascii="Times New Roman" w:eastAsia="Calibri" w:hAnsi="Times New Roman" w:cs="Times New Roman"/>
-          <w:bCs/>
-          <w:kern w:val="28"/>
-          <w:sz w:val="28"/>
-          <w:szCs w:val="32"/>
-          <w:lang w:eastAsia="x-none"/>
-        </w:rPr>
-      </w:pPr>
-    </w:p>
-    <w:p>
-      <w:pPr>
-        <w:spacing w:before="120" w:after="0" w:line="276" w:lineRule="auto"/>
-        <w:jc w:val="center"/>
-        <w:rPr>
-          <w:rFonts w:ascii="Times New Roman" w:eastAsia="Calibri" w:hAnsi="Times New Roman" w:cs="Times New Roman"/>
-          <w:bCs/>
-          <w:kern w:val="28"/>
-          <w:sz w:val="28"/>
-          <w:szCs w:val="32"/>
-          <w:lang w:eastAsia="x-none"/>
-        </w:rPr>
-      </w:pPr>
-    </w:p>
-    <w:p>
-      <w:pPr>
-        <w:spacing w:before="120" w:after="0" w:line="276" w:lineRule="auto"/>
-        <w:jc w:val="center"/>
-        <w:rPr>
-          <w:rFonts w:ascii="Times New Roman" w:eastAsia="Calibri" w:hAnsi="Times New Roman" w:cs="Times New Roman"/>
-          <w:bCs/>
-          <w:kern w:val="28"/>
-          <w:sz w:val="28"/>
-          <w:szCs w:val="32"/>
-          <w:lang w:eastAsia="x-none"/>
-        </w:rPr>
-      </w:pPr>
-    </w:p>
-    <w:p>
-      <w:pPr>
-        <w:spacing w:before="120" w:after="0" w:line="276" w:lineRule="auto"/>
-        <w:jc w:val="center"/>
-        <w:rPr>
-          <w:rFonts w:ascii="Times New Roman" w:eastAsia="Calibri" w:hAnsi="Times New Roman" w:cs="Times New Roman"/>
-          <w:bCs/>
-          <w:kern w:val="28"/>
-          <w:sz w:val="28"/>
-          <w:szCs w:val="32"/>
-          <w:lang w:eastAsia="x-none"/>
-        </w:rPr>
-      </w:pPr>
-    </w:p>
-    <w:p>
-      <w:pPr>
-        <w:spacing w:before="120" w:after="0" w:line="276" w:lineRule="auto"/>
-        <w:jc w:val="center"/>
-        <w:rPr>
-          <w:rFonts w:ascii="Times New Roman" w:eastAsia="Calibri" w:hAnsi="Times New Roman" w:cs="Times New Roman"/>
-          <w:sz w:val="28"/>
-          <w:szCs w:val="28"/>
-          <w:vertAlign w:val="superscript"/>
-        </w:rPr>
-      </w:pPr>
-      <w:r>
-        <w:rPr>
-          <w:rFonts w:ascii="Times New Roman" w:eastAsia="Calibri" w:hAnsi="Times New Roman" w:cs="Times New Roman"/>
-          <w:bCs/>
-          <w:kern w:val="28"/>
-          <w:sz w:val="28"/>
-          <w:szCs w:val="32"/>
-          <w:lang w:eastAsia="x-none"/>
-        </w:rPr>
         <w:lastRenderedPageBreak/>
         <w:t xml:space="preserve">THÔNG BÁO </w:t>
       </w:r>
@@ -3363,7 +1996,7 @@
         </w:rPr>
         <w:t xml:space="preserve">THAY ĐỔI </w:t>
       </w:r>
-      <w:bookmarkEnd w:id="7"/>
+      <w:bookmarkEnd w:id="5"/>
       <w:r>
         <w:rPr>
           <w:rFonts w:ascii="Times New Roman" w:eastAsia="Calibri" w:hAnsi="Times New Roman" w:cs="Times New Roman"/>
@@ -3372,7 +2005,7 @@
         </w:rPr>
         <w:t>NGÀNH, NGHỀ KINH DOANH</w:t>
       </w:r>
-      <w:bookmarkEnd w:id="8"/>
+      <w:bookmarkEnd w:id="6"/>
       <w:r>
         <w:rPr>
           <w:rFonts w:ascii="Times New Roman" w:eastAsia="Calibri" w:hAnsi="Times New Roman" w:cs="Times New Roman"/>
@@ -5620,6 +4253,78 @@
           <w:lang w:eastAsia="x-none"/>
         </w:rPr>
         <w:t>Tổ 7A, Khu Phố 4, Xã Bắc Tân Uyên, Thành phố Hồ Chí Minh, Việt Nam</w:t>
+      </w:r>
+    </w:p>
+    <w:p>
+      <w:pPr>
+        <w:pStyle w:val="ListParagraph"/>
+        <w:keepNext/>
+        <w:keepLines/>
+        <w:numPr>
+          <w:ilvl w:val="0"/>
+          <w:numId w:val="6"/>
+        </w:numPr>
+        <w:spacing w:before="480" w:after="0" w:line="276" w:lineRule="auto"/>
+        <w:outlineLvl w:val="0"/>
+        <w:rPr>
+          <w:rFonts w:ascii="Times New Roman" w:eastAsia="Calibri" w:hAnsi="Times New Roman" w:cs="Times New Roman"/>
+          <w:bCs/>
+          <w:kern w:val="28"/>
+          <w:sz w:val="28"/>
+          <w:szCs w:val="32"/>
+          <w:lang w:eastAsia="x-none"/>
+        </w:rPr>
+      </w:pPr>
+      <w:r>
+        <w:rPr>
+          <w:rFonts w:ascii="Times New Roman" w:eastAsia="Calibri" w:hAnsi="Times New Roman" w:cs="Times New Roman"/>
+          <w:bCs/>
+          <w:kern w:val="28"/>
+          <w:sz w:val="28"/>
+          <w:szCs w:val="32"/>
+          <w:lang w:eastAsia="x-none"/>
+        </w:rPr>
+        <w:t xml:space="preserve">Cập nhật địa chỉ trụ sở/địa chỉ nhận thông báo thuế do sáp nhập tỉnh thành: </w:t>
+      </w:r>
+      <w:r>
+        <w:rPr>
+          <w:rFonts w:ascii="Times New Roman" w:eastAsia="Times New Roman" w:hAnsi="Times New Roman" w:cs="Times New Roman"/>
+          <w:sz w:val="28"/>
+          <w:szCs w:val="28"/>
+        </w:rPr>
+        <w:t>Số 2/21A, Tổ 7, Đường Thuận Giao 17, Khu Phố Hòa Lân 2</w:t>
+      </w:r>
+      <w:r>
+        <w:rPr>
+          <w:rFonts w:ascii="Times New Roman" w:eastAsia="Times New Roman" w:hAnsi="Times New Roman" w:cs="Times New Roman"/>
+          <w:sz w:val="28"/>
+          <w:szCs w:val="28"/>
+        </w:rPr>
+        <w:t>,</w:t>
+      </w:r>
+      <w:r>
+        <w:rPr>
+          <w:rFonts w:ascii="Times New Roman" w:eastAsia="Times New Roman" w:hAnsi="Times New Roman" w:cs="Times New Roman"/>
+          <w:sz w:val="28"/>
+          <w:szCs w:val="28"/>
+        </w:rPr>
+        <w:t xml:space="preserve"> </w:t>
+      </w:r>
+      <w:r>
+        <w:rPr>
+          <w:rFonts w:ascii="Times New Roman" w:eastAsia="Times New Roman" w:hAnsi="Times New Roman" w:cs="Times New Roman"/>
+          <w:sz w:val="28"/>
+          <w:szCs w:val="28"/>
+        </w:rPr>
+        <w:t>Phường Thuận Giao</w:t>
+      </w:r>
+      <w:r>
+        <w:rPr>
+          <w:rFonts w:ascii="Times New Roman" w:eastAsia="Times New Roman" w:hAnsi="Times New Roman" w:cs="Times New Roman"/>
+          <w:sz w:val="28"/>
+          <w:szCs w:val="28"/>
+        </w:rPr>
+        <w:t>, Thành Phố Hồ Chí Minh</w:t>
       </w:r>
     </w:p>
     <w:p>
@@ -5933,7 +4638,7 @@
               </wp:anchor>
             </w:drawing>
           </mc:Choice>
-          <mc:Fallback>
+          <mc:Fallback xmlns:cx1="http://schemas.microsoft.com/office/drawing/2015/9/8/chartex">
             <w:pict>
               <v:rect w14:anchorId="2B3BC33A" id="Rectangle 577" o:spid="_x0000_s1034" style="position:absolute;left:0;text-align:left;margin-left:7.2pt;margin-top:-.55pt;width:19.05pt;height:16.95pt;z-index:251662336;visibility:visible;mso-wrap-style:square;mso-width-percent:0;mso-height-percent:0;mso-wrap-distance-left:9pt;mso-wrap-distance-top:0;mso-wrap-distance-right:9pt;mso-wrap-distance-bottom:0;mso-position-horizontal:absolute;mso-position-horizontal-relative:text;mso-position-vertical:absolute;mso-position-vertical-relative:text;mso-width-percent:0;mso-height-percent:0;mso-width-relative:page;mso-height-relative:page;v-text-anchor:top" o:gfxdata="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">
                 <v:textbox>
@@ -6505,7 +5210,7 @@
 </file>
 
 <file path=word/endnotes.xml><?xml version="1.0" encoding="utf-8"?>
-<w:endnotes xmlns:wpc="http://schemas.microsoft.com/office/word/2010/wordprocessingCanvas" xmlns:cx="http://schemas.microsoft.com/office/drawing/2014/chartex" xmlns:cx1="http://schemas.microsoft.com/office/drawing/2015/9/8/chartex" xmlns:mc="http://schemas.openxmlformats.org/markup-compatibility/2006" xmlns:o="urn:schemas-microsoft-com:office:office" xmlns:r="http://schemas.openxmlformats.org/officeDocument/2006/relationships" xmlns:m="http://schemas.openxmlformats.org/officeDocument/2006/math" xmlns:v="urn:schemas-microsoft-com:vml" xmlns:wp14="http://schemas.microsoft.com/office/word/2010/wordprocessingDrawing" xmlns:wp="http://schemas.openxmlformats.org/drawingml/2006/wordprocessingDrawing" xmlns:w10="urn:schemas-microsoft-com:office:word" xmlns:w="http://schemas.openxmlformats.org/wordprocessingml/2006/main" xmlns:w14="http://schemas.microsoft.com/office/word/2010/wordml" xmlns:w15="http://schemas.microsoft.com/office/word/2012/wordml" xmlns:w16se="http://schemas.microsoft.com/office/word/2015/wordml/symex" xmlns:wpg="http://schemas.microsoft.com/office/word/2010/wordprocessingGroup" xmlns:wpi="http://schemas.microsoft.com/office/word/2010/wordprocessingInk" xmlns:wne="http://schemas.microsoft.com/office/word/2006/wordml" xmlns:wps="http://schemas.microsoft.com/office/word/2010/wordprocessingShape" mc:Ignorable="w14 w15 w16se wp14">
+<w:endnotes xmlns:wpc="http://schemas.microsoft.com/office/word/2010/wordprocessingCanvas" xmlns:cx="http://schemas.microsoft.com/office/drawing/2014/chartex" xmlns:mc="http://schemas.openxmlformats.org/markup-compatibility/2006" xmlns:o="urn:schemas-microsoft-com:office:office" xmlns:r="http://schemas.openxmlformats.org/officeDocument/2006/relationships" xmlns:m="http://schemas.openxmlformats.org/officeDocument/2006/math" xmlns:v="urn:schemas-microsoft-com:vml" xmlns:wp14="http://schemas.microsoft.com/office/word/2010/wordprocessingDrawing" xmlns:wp="http://schemas.openxmlformats.org/drawingml/2006/wordprocessingDrawing" xmlns:w10="urn:schemas-microsoft-com:office:word" xmlns:w="http://schemas.openxmlformats.org/wordprocessingml/2006/main" xmlns:w14="http://schemas.microsoft.com/office/word/2010/wordml" xmlns:w15="http://schemas.microsoft.com/office/word/2012/wordml" xmlns:w16se="http://schemas.microsoft.com/office/word/2015/wordml/symex" xmlns:wpg="http://schemas.microsoft.com/office/word/2010/wordprocessingGroup" xmlns:wpi="http://schemas.microsoft.com/office/word/2010/wordprocessingInk" xmlns:wne="http://schemas.microsoft.com/office/word/2006/wordml" xmlns:wps="http://schemas.microsoft.com/office/word/2010/wordprocessingShape" mc:Ignorable="w14 w15 w16se wp14">
   <w:endnote w:type="separator" w:id="-1">
     <w:p>
       <w:pPr>
@@ -6530,7 +5235,7 @@
 </file>
 
 <file path=word/footnotes.xml><?xml version="1.0" encoding="utf-8"?>
-<w:footnotes xmlns:wpc="http://schemas.microsoft.com/office/word/2010/wordprocessingCanvas" xmlns:cx="http://schemas.microsoft.com/office/drawing/2014/chartex" xmlns:cx1="http://schemas.microsoft.com/office/drawing/2015/9/8/chartex" xmlns:mc="http://schemas.openxmlformats.org/markup-compatibility/2006" xmlns:o="urn:schemas-microsoft-com:office:office" xmlns:r="http://schemas.openxmlformats.org/officeDocument/2006/relationships" xmlns:m="http://schemas.openxmlformats.org/officeDocument/2006/math" xmlns:v="urn:schemas-microsoft-com:vml" xmlns:wp14="http://schemas.microsoft.com/office/word/2010/wordprocessingDrawing" xmlns:wp="http://schemas.openxmlformats.org/drawingml/2006/wordprocessingDrawing" xmlns:w10="urn:schemas-microsoft-com:office:word" xmlns:w="http://schemas.openxmlformats.org/wordprocessingml/2006/main" xmlns:w14="http://schemas.microsoft.com/office/word/2010/wordml" xmlns:w15="http://schemas.microsoft.com/office/word/2012/wordml" xmlns:w16se="http://schemas.microsoft.com/office/word/2015/wordml/symex" xmlns:wpg="http://schemas.microsoft.com/office/word/2010/wordprocessingGroup" xmlns:wpi="http://schemas.microsoft.com/office/word/2010/wordprocessingInk" xmlns:wne="http://schemas.microsoft.com/office/word/2006/wordml" xmlns:wps="http://schemas.microsoft.com/office/word/2010/wordprocessingShape" mc:Ignorable="w14 w15 w16se wp14">
+<w:footnotes xmlns:wpc="http://schemas.microsoft.com/office/word/2010/wordprocessingCanvas" xmlns:cx="http://schemas.microsoft.com/office/drawing/2014/chartex" xmlns:mc="http://schemas.openxmlformats.org/markup-compatibility/2006" xmlns:o="urn:schemas-microsoft-com:office:office" xmlns:r="http://schemas.openxmlformats.org/officeDocument/2006/relationships" xmlns:m="http://schemas.openxmlformats.org/officeDocument/2006/math" xmlns:v="urn:schemas-microsoft-com:vml" xmlns:wp14="http://schemas.microsoft.com/office/word/2010/wordprocessingDrawing" xmlns:wp="http://schemas.openxmlformats.org/drawingml/2006/wordprocessingDrawing" xmlns:w10="urn:schemas-microsoft-com:office:word" xmlns:w="http://schemas.openxmlformats.org/wordprocessingml/2006/main" xmlns:w14="http://schemas.microsoft.com/office/word/2010/wordml" xmlns:w15="http://schemas.microsoft.com/office/word/2012/wordml" xmlns:w16se="http://schemas.microsoft.com/office/word/2015/wordml/symex" xmlns:wpg="http://schemas.microsoft.com/office/word/2010/wordprocessingGroup" xmlns:wpi="http://schemas.microsoft.com/office/word/2010/wordprocessingInk" xmlns:wne="http://schemas.microsoft.com/office/word/2006/wordml" xmlns:wps="http://schemas.microsoft.com/office/word/2010/wordprocessingShape" mc:Ignorable="w14 w15 w16se wp14">
   <w:footnote w:type="separator" w:id="-1">
     <w:p>
       <w:pPr>
@@ -6732,7 +5437,7 @@
 </file>
 
 <file path=word/header1.xml><?xml version="1.0" encoding="utf-8"?>
-<w:hdr xmlns:wpc="http://schemas.microsoft.com/office/word/2010/wordprocessingCanvas" xmlns:cx="http://schemas.microsoft.com/office/drawing/2014/chartex" xmlns:cx1="http://schemas.microsoft.com/office/drawing/2015/9/8/chartex" xmlns:mc="http://schemas.openxmlformats.org/markup-compatibility/2006" xmlns:o="urn:schemas-microsoft-com:office:office" xmlns:r="http://schemas.openxmlformats.org/officeDocument/2006/relationships" xmlns:m="http://schemas.openxmlformats.org/officeDocument/2006/math" xmlns:v="urn:schemas-microsoft-com:vml" xmlns:wp14="http://schemas.microsoft.com/office/word/2010/wordprocessingDrawing" xmlns:wp="http://schemas.openxmlformats.org/drawingml/2006/wordprocessingDrawing" xmlns:w10="urn:schemas-microsoft-com:office:word" xmlns:w="http://schemas.openxmlformats.org/wordprocessingml/2006/main" xmlns:w14="http://schemas.microsoft.com/office/word/2010/wordml" xmlns:w15="http://schemas.microsoft.com/office/word/2012/wordml" xmlns:w16se="http://schemas.microsoft.com/office/word/2015/wordml/symex" xmlns:wpg="http://schemas.microsoft.com/office/word/2010/wordprocessingGroup" xmlns:wpi="http://schemas.microsoft.com/office/word/2010/wordprocessingInk" xmlns:wne="http://schemas.microsoft.com/office/word/2006/wordml" xmlns:wps="http://schemas.microsoft.com/office/word/2010/wordprocessingShape" mc:Ignorable="w14 w15 w16se wp14">
+<w:hdr xmlns:wpc="http://schemas.microsoft.com/office/word/2010/wordprocessingCanvas" xmlns:cx="http://schemas.microsoft.com/office/drawing/2014/chartex" xmlns:mc="http://schemas.openxmlformats.org/markup-compatibility/2006" xmlns:o="urn:schemas-microsoft-com:office:office" xmlns:r="http://schemas.openxmlformats.org/officeDocument/2006/relationships" xmlns:m="http://schemas.openxmlformats.org/officeDocument/2006/math" xmlns:v="urn:schemas-microsoft-com:vml" xmlns:wp14="http://schemas.microsoft.com/office/word/2010/wordprocessingDrawing" xmlns:wp="http://schemas.openxmlformats.org/drawingml/2006/wordprocessingDrawing" xmlns:w10="urn:schemas-microsoft-com:office:word" xmlns:w="http://schemas.openxmlformats.org/wordprocessingml/2006/main" xmlns:w14="http://schemas.microsoft.com/office/word/2010/wordml" xmlns:w15="http://schemas.microsoft.com/office/word/2012/wordml" xmlns:w16se="http://schemas.microsoft.com/office/word/2015/wordml/symex" xmlns:wpg="http://schemas.microsoft.com/office/word/2010/wordprocessingGroup" xmlns:wpi="http://schemas.microsoft.com/office/word/2010/wordprocessingInk" xmlns:wne="http://schemas.microsoft.com/office/word/2006/wordml" xmlns:wps="http://schemas.microsoft.com/office/word/2010/wordprocessingShape" mc:Ignorable="w14 w15 w16se wp14">
   <w:p>
     <w:pPr>
       <w:pStyle w:val="Header"/>
@@ -6743,7 +5448,7 @@
 </file>
 
 <file path=word/numbering.xml><?xml version="1.0" encoding="utf-8"?>
-<w:numbering xmlns:wpc="http://schemas.microsoft.com/office/word/2010/wordprocessingCanvas" xmlns:cx="http://schemas.microsoft.com/office/drawing/2014/chartex" xmlns:cx1="http://schemas.microsoft.com/office/drawing/2015/9/8/chartex" xmlns:mc="http://schemas.openxmlformats.org/markup-compatibility/2006" xmlns:o="urn:schemas-microsoft-com:office:office" xmlns:r="http://schemas.openxmlformats.org/officeDocument/2006/relationships" xmlns:m="http://schemas.openxmlformats.org/officeDocument/2006/math" xmlns:v="urn:schemas-microsoft-com:vml" xmlns:wp14="http://schemas.microsoft.com/office/word/2010/wordprocessingDrawing" xmlns:wp="http://schemas.openxmlformats.org/drawingml/2006/wordprocessingDrawing" xmlns:w10="urn:schemas-microsoft-com:office:word" xmlns:w="http://schemas.openxmlformats.org/wordprocessingml/2006/main" xmlns:w14="http://schemas.microsoft.com/office/word/2010/wordml" xmlns:w15="http://schemas.microsoft.com/office/word/2012/wordml" xmlns:w16se="http://schemas.microsoft.com/office/word/2015/wordml/symex" xmlns:wpg="http://schemas.microsoft.com/office/word/2010/wordprocessingGroup" xmlns:wpi="http://schemas.microsoft.com/office/word/2010/wordprocessingInk" xmlns:wne="http://schemas.microsoft.com/office/word/2006/wordml" xmlns:wps="http://schemas.microsoft.com/office/word/2010/wordprocessingShape" mc:Ignorable="w14 w15 w16se wp14">
+<w:numbering xmlns:wpc="http://schemas.microsoft.com/office/word/2010/wordprocessingCanvas" xmlns:cx="http://schemas.microsoft.com/office/drawing/2014/chartex" xmlns:mc="http://schemas.openxmlformats.org/markup-compatibility/2006" xmlns:o="urn:schemas-microsoft-com:office:office" xmlns:r="http://schemas.openxmlformats.org/officeDocument/2006/relationships" xmlns:m="http://schemas.openxmlformats.org/officeDocument/2006/math" xmlns:v="urn:schemas-microsoft-com:vml" xmlns:wp14="http://schemas.microsoft.com/office/word/2010/wordprocessingDrawing" xmlns:wp="http://schemas.openxmlformats.org/drawingml/2006/wordprocessingDrawing" xmlns:w10="urn:schemas-microsoft-com:office:word" xmlns:w="http://schemas.openxmlformats.org/wordprocessingml/2006/main" xmlns:w14="http://schemas.microsoft.com/office/word/2010/wordml" xmlns:w15="http://schemas.microsoft.com/office/word/2012/wordml" xmlns:w16se="http://schemas.microsoft.com/office/word/2015/wordml/symex" xmlns:wpg="http://schemas.microsoft.com/office/word/2010/wordprocessingGroup" xmlns:wpi="http://schemas.microsoft.com/office/word/2010/wordprocessingInk" xmlns:wne="http://schemas.microsoft.com/office/word/2006/wordml" xmlns:wps="http://schemas.microsoft.com/office/word/2010/wordprocessingShape" mc:Ignorable="w14 w15 w16se wp14">
   <w:abstractNum w:abstractNumId="0" w15:restartNumberingAfterBreak="0">
     <w:nsid w:val="0616378E"/>
     <w:multiLevelType w:val="hybridMultilevel"/>
